--- a/pr-preview/pr-142/chapters/notation.docx
+++ b/pr-preview/pr-142/chapters/notation.docx
@@ -15,7 +15,7 @@
         <w:pStyle w:val="Date"/>
       </w:pPr>
       <w:r>
-        <w:t xml:space="preserve">Last modified: 2026-10-08 21:52:00 (PDT)</w:t>
+        <w:t xml:space="preserve">Last modified: 2026-10-08 22:06:13 (PDT)</w:t>
       </w:r>
     </w:p>
     <w:tbl>
@@ -1245,7 +1245,7 @@
     </w:p>
     <w:bookmarkEnd w:id="14"/>
     <w:bookmarkEnd w:id="15"/>
-    <w:bookmarkStart w:id="22" w:name="one-operation-per-step"/>
+    <w:bookmarkStart w:id="25" w:name="one-operation-per-step"/>
     <w:p>
       <w:pPr>
         <w:pStyle w:val="Heading2"/>
@@ -4339,7 +4339,7 @@
       </w:r>
     </w:p>
     <w:bookmarkEnd w:id="20"/>
-    <w:bookmarkStart w:id="21" w:name="long-derivations"/>
+    <w:bookmarkStart w:id="24" w:name="long-derivations"/>
     <w:p>
       <w:pPr>
         <w:pStyle w:val="Heading3"/>
@@ -4372,24 +4372,6 @@
       </w:r>
       <w:r>
         <w:t xml:space="preserve">then plug that result back into the main derivation.</w:t>
-      </w:r>
-      <w:r>
-        <w:t xml:space="preserve"> </w:t>
-      </w:r>
-      <w:r>
-        <w:t xml:space="preserve">For example, when you apply the chain rule,</w:t>
-      </w:r>
-      <w:r>
-        <w:t xml:space="preserve"> </w:t>
-      </w:r>
-      <w:r>
-        <w:t xml:space="preserve">derive the inner derivative in a separate block</w:t>
-      </w:r>
-      <w:r>
-        <w:t xml:space="preserve"> </w:t>
-      </w:r>
-      <w:r>
-        <w:t xml:space="preserve">before you substitute it.</w:t>
       </w:r>
       <w:r>
         <w:t xml:space="preserve"> </w:t>
@@ -4539,15 +4521,111 @@
         <w:t xml:space="preserve">can also keep each line short.</w:t>
       </w:r>
     </w:p>
+    <w:bookmarkStart w:id="21" w:name="X00e3fe72795486834d7309e5f3912c392b664b0"/>
+    <w:p>
+      <w:pPr>
+        <w:pStyle w:val="Heading4"/>
+      </w:pPr>
+      <w:r>
+        <w:t xml:space="preserve">Show why you need a result before you derive it</w:t>
+      </w:r>
+    </w:p>
+    <w:p>
+      <w:pPr>
+        <w:pStyle w:val="FirstParagraph"/>
+      </w:pPr>
+      <w:r>
+        <w:t xml:space="preserve">Derive an intermediate result only after the main derivation</w:t>
+      </w:r>
+      <w:r>
+        <w:t xml:space="preserve"> </w:t>
+      </w:r>
+      <w:r>
+        <w:t xml:space="preserve">has shown that it needs that result.</w:t>
+      </w:r>
+      <w:r>
+        <w:t xml:space="preserve"> </w:t>
+      </w:r>
+      <w:r>
+        <w:t xml:space="preserve">For example, to differentiate a composite function:</w:t>
+      </w:r>
+    </w:p>
+    <w:p>
+      <w:pPr>
+        <w:pStyle w:val="Compact"/>
+        <w:numPr>
+          <w:ilvl w:val="0"/>
+          <w:numId w:val="1003"/>
+        </w:numPr>
+      </w:pPr>
+      <w:r>
+        <w:t xml:space="preserve">Start the main derivation, and apply the chain rule.</w:t>
+      </w:r>
+      <w:r>
+        <w:t xml:space="preserve"> </w:t>
+      </w:r>
+      <w:r>
+        <w:t xml:space="preserve">The result is a product of an inner and an outer derivative, not yet known.</w:t>
+      </w:r>
+    </w:p>
+    <w:p>
+      <w:pPr>
+        <w:pStyle w:val="Compact"/>
+        <w:numPr>
+          <w:ilvl w:val="0"/>
+          <w:numId w:val="1003"/>
+        </w:numPr>
+      </w:pPr>
+      <w:r>
+        <w:t xml:space="preserve">Pause the main derivation, and derive the inner derivative in its own block.</w:t>
+      </w:r>
+    </w:p>
+    <w:p>
+      <w:pPr>
+        <w:pStyle w:val="Compact"/>
+        <w:numPr>
+          <w:ilvl w:val="0"/>
+          <w:numId w:val="1003"/>
+        </w:numPr>
+      </w:pPr>
+      <w:r>
+        <w:t xml:space="preserve">Derive the outer derivative in its own block.</w:t>
+      </w:r>
+    </w:p>
+    <w:p>
+      <w:pPr>
+        <w:pStyle w:val="Compact"/>
+        <w:numPr>
+          <w:ilvl w:val="0"/>
+          <w:numId w:val="1003"/>
+        </w:numPr>
+      </w:pPr>
+      <w:r>
+        <w:t xml:space="preserve">Return to the main derivation, and substitute both results.</w:t>
+      </w:r>
+    </w:p>
+    <w:p>
+      <w:pPr>
+        <w:pStyle w:val="FirstParagraph"/>
+      </w:pPr>
+      <w:r>
+        <w:t xml:space="preserve">A reader who meets the inner derivative first</w:t>
+      </w:r>
+      <w:r>
+        <w:t xml:space="preserve"> </w:t>
+      </w:r>
+      <w:r>
+        <w:t xml:space="preserve">does not yet know what it is for.</w:t>
+      </w:r>
+    </w:p>
     <w:bookmarkEnd w:id="21"/>
-    <w:bookmarkEnd w:id="22"/>
-    <w:bookmarkStart w:id="24" w:name="functions-and-their-values"/>
-    <w:p>
-      <w:pPr>
-        <w:pStyle w:val="Heading2"/>
-      </w:pPr>
-      <w:r>
-        <w:t xml:space="preserve">3 Functions and their values</w:t>
+    <w:bookmarkStart w:id="23" w:name="color-where-a-result-is-used"/>
+    <w:p>
+      <w:pPr>
+        <w:pStyle w:val="Heading4"/>
+      </w:pPr>
+      <w:r>
+        <w:t xml:space="preserve">Color where a result is used</w:t>
       </w:r>
     </w:p>
     <w:p>
@@ -4555,379 +4633,90 @@
         <w:pStyle w:val="FirstParagraph"/>
       </w:pPr>
       <w:r>
-        <w:t xml:space="preserve">A function and its value at a point are different objects.</w:t>
-      </w:r>
-      <w:r>
-        <w:t xml:space="preserve"> </w:t>
-      </w:r>
-      <w:r>
-        <w:t xml:space="preserve">In</w:t>
-      </w:r>
-      <w:r>
-        <w:t xml:space="preserve"> </w:t>
-      </w:r>
-      <m:oMath>
-        <m:sSub>
-          <m:e>
-            <m:r>
-              <m:t>μ</m:t>
-            </m:r>
-          </m:e>
-          <m:sub>
-            <m:r>
-              <m:t>i</m:t>
-            </m:r>
-          </m:sub>
-        </m:sSub>
-        <m:r>
-          <m:rPr>
-            <m:sty m:val="p"/>
-          </m:rPr>
-          <m:t>=</m:t>
-        </m:r>
-        <m:r>
-          <m:t>μ</m:t>
-        </m:r>
-        <m:r>
-          <m:rPr>
-            <m:sty m:val="p"/>
-          </m:rPr>
-          <m:t>(</m:t>
-        </m:r>
-        <m:sSub>
-          <m:e>
-            <m:r>
-              <m:t>x</m:t>
-            </m:r>
-          </m:e>
-          <m:sub>
-            <m:r>
-              <m:t>i</m:t>
-            </m:r>
-          </m:sub>
-        </m:sSub>
-        <m:r>
-          <m:rPr>
-            <m:sty m:val="p"/>
-          </m:rPr>
-          <m:t>)</m:t>
-        </m:r>
-      </m:oMath>
-      <w:r>
-        <w:t xml:space="preserve">,</w:t>
-      </w:r>
-      <w:r>
-        <w:t xml:space="preserve"> </w:t>
-      </w:r>
-      <m:oMath>
-        <m:r>
-          <m:t>μ</m:t>
-        </m:r>
-      </m:oMath>
-      <w:r>
-        <w:t xml:space="preserve"> </w:t>
-      </w:r>
-      <w:r>
-        <w:t xml:space="preserve">is a function,</w:t>
-      </w:r>
-      <w:r>
-        <w:t xml:space="preserve"> </w:t>
-      </w:r>
-      <w:r>
-        <w:t xml:space="preserve">and</w:t>
-      </w:r>
-      <w:r>
-        <w:t xml:space="preserve"> </w:t>
-      </w:r>
-      <m:oMath>
-        <m:r>
-          <m:t>μ</m:t>
-        </m:r>
-        <m:r>
-          <m:rPr>
-            <m:sty m:val="p"/>
-          </m:rPr>
-          <m:t>(</m:t>
-        </m:r>
-        <m:sSub>
-          <m:e>
-            <m:r>
-              <m:t>x</m:t>
-            </m:r>
-          </m:e>
-          <m:sub>
-            <m:r>
-              <m:t>i</m:t>
-            </m:r>
-          </m:sub>
-        </m:sSub>
-        <m:r>
-          <m:rPr>
-            <m:sty m:val="p"/>
-          </m:rPr>
-          <m:t>)</m:t>
-        </m:r>
-      </m:oMath>
-      <w:r>
-        <w:t xml:space="preserve"> </w:t>
-      </w:r>
-      <w:r>
-        <w:t xml:space="preserve">is a number:</w:t>
-      </w:r>
-      <w:r>
-        <w:t xml:space="preserve"> </w:t>
-      </w:r>
-      <w:r>
-        <w:t xml:space="preserve">the value of</w:t>
-      </w:r>
-      <w:r>
-        <w:t xml:space="preserve"> </w:t>
-      </w:r>
-      <m:oMath>
-        <m:r>
-          <m:t>μ</m:t>
-        </m:r>
-      </m:oMath>
-      <w:r>
-        <w:t xml:space="preserve"> </w:t>
-      </w:r>
-      <w:r>
-        <w:t xml:space="preserve">at</w:t>
-      </w:r>
-      <w:r>
-        <w:t xml:space="preserve"> </w:t>
-      </w:r>
-      <m:oMath>
-        <m:sSub>
-          <m:e>
-            <m:r>
-              <m:t>x</m:t>
-            </m:r>
-          </m:e>
-          <m:sub>
-            <m:r>
-              <m:t>i</m:t>
-            </m:r>
-          </m:sub>
-        </m:sSub>
-      </m:oMath>
-      <w:r>
-        <w:t xml:space="preserve">.</w:t>
-      </w:r>
-      <w:r>
-        <w:t xml:space="preserve"> </w:t>
-      </w:r>
-      <w:r>
-        <w:t xml:space="preserve">Written with its placeholder argument,</w:t>
-      </w:r>
-      <w:r>
-        <w:t xml:space="preserve"> </w:t>
-      </w:r>
-      <m:oMath>
-        <m:r>
-          <m:t>μ</m:t>
-        </m:r>
-        <m:r>
-          <m:rPr>
-            <m:sty m:val="p"/>
-          </m:rPr>
-          <m:t>(</m:t>
-        </m:r>
-        <m:r>
-          <m:t>x</m:t>
-        </m:r>
-        <m:r>
-          <m:rPr>
-            <m:sty m:val="p"/>
-          </m:rPr>
-          <m:t>)</m:t>
-        </m:r>
-      </m:oMath>
-      <w:r>
-        <w:t xml:space="preserve"> </w:t>
-      </w:r>
-      <w:r>
-        <w:t xml:space="preserve">already denotes a value,</w:t>
-      </w:r>
-      <w:r>
-        <w:t xml:space="preserve"> </w:t>
-      </w:r>
-      <w:r>
-        <w:t xml:space="preserve">so</w:t>
-      </w:r>
-      <w:r>
-        <w:t xml:space="preserve"> </w:t>
-      </w:r>
-      <w:r>
-        <w:t xml:space="preserve">“the value of</w:t>
-      </w:r>
-      <w:r>
-        <w:t xml:space="preserve"> </w:t>
-      </w:r>
-      <m:oMath>
-        <m:r>
-          <m:t>μ</m:t>
-        </m:r>
-        <m:r>
-          <m:rPr>
-            <m:sty m:val="p"/>
-          </m:rPr>
-          <m:t>(</m:t>
-        </m:r>
-        <m:r>
-          <m:t>x</m:t>
-        </m:r>
-        <m:r>
-          <m:rPr>
-            <m:sty m:val="p"/>
-          </m:rPr>
-          <m:t>)</m:t>
-        </m:r>
-      </m:oMath>
-      <w:r>
-        <w:t xml:space="preserve"> </w:t>
-      </w:r>
-      <w:r>
-        <w:t xml:space="preserve">at</w:t>
-      </w:r>
-      <w:r>
-        <w:t xml:space="preserve"> </w:t>
-      </w:r>
-      <m:oMath>
-        <m:sSub>
-          <m:e>
-            <m:r>
-              <m:t>x</m:t>
-            </m:r>
-          </m:e>
-          <m:sub>
-            <m:r>
-              <m:t>i</m:t>
-            </m:r>
-          </m:sub>
-        </m:sSub>
-      </m:oMath>
-      <w:r>
-        <w:t xml:space="preserve">”</w:t>
-      </w:r>
-      <w:r>
-        <w:t xml:space="preserve"> </w:t>
-      </w:r>
-      <w:r>
-        <w:t xml:space="preserve">reads as a value of a value.</w:t>
-      </w:r>
-      <w:r>
-        <w:t xml:space="preserve"> </w:t>
-      </w:r>
-      <w:r>
-        <w:t xml:space="preserve">Either drop the placeholder and write</w:t>
-      </w:r>
-      <w:r>
-        <w:t xml:space="preserve"> </w:t>
-      </w:r>
-      <w:r>
-        <w:t xml:space="preserve">“the value of</w:t>
-      </w:r>
-      <w:r>
-        <w:t xml:space="preserve"> </w:t>
-      </w:r>
-      <m:oMath>
-        <m:r>
-          <m:t>μ</m:t>
-        </m:r>
-      </m:oMath>
-      <w:r>
-        <w:t xml:space="preserve"> </w:t>
-      </w:r>
-      <w:r>
-        <w:t xml:space="preserve">at</w:t>
-      </w:r>
-      <w:r>
-        <w:t xml:space="preserve"> </w:t>
-      </w:r>
-      <m:oMath>
-        <m:sSub>
-          <m:e>
-            <m:r>
-              <m:t>x</m:t>
-            </m:r>
-          </m:e>
-          <m:sub>
-            <m:r>
-              <m:t>i</m:t>
-            </m:r>
-          </m:sub>
-        </m:sSub>
-      </m:oMath>
-      <w:r>
-        <w:t xml:space="preserve">”</w:t>
-      </w:r>
-      <w:r>
-        <w:t xml:space="preserve">,</w:t>
-      </w:r>
-      <w:r>
-        <w:t xml:space="preserve"> </w:t>
-      </w:r>
-      <w:r>
-        <w:t xml:space="preserve">or keep the placeholder and name the substitution:</w:t>
-      </w:r>
-      <w:r>
-        <w:t xml:space="preserve"> </w:t>
-      </w:r>
-      <w:r>
-        <w:t xml:space="preserve">“</w:t>
-      </w:r>
-      <m:oMath>
-        <m:r>
-          <m:t>μ</m:t>
-        </m:r>
-        <m:r>
-          <m:rPr>
-            <m:sty m:val="p"/>
-          </m:rPr>
-          <m:t>(</m:t>
-        </m:r>
-        <m:r>
-          <m:t>x</m:t>
-        </m:r>
-        <m:r>
-          <m:rPr>
-            <m:sty m:val="p"/>
-          </m:rPr>
-          <m:t>)</m:t>
-        </m:r>
-      </m:oMath>
-      <w:r>
-        <w:t xml:space="preserve"> </w:t>
-      </w:r>
-      <w:r>
-        <w:t xml:space="preserve">evaluated at</w:t>
-      </w:r>
-      <w:r>
-        <w:t xml:space="preserve"> </w:t>
-      </w:r>
-      <m:oMath>
-        <m:sSub>
-          <m:e>
-            <m:r>
-              <m:t>x</m:t>
-            </m:r>
-          </m:e>
-          <m:sub>
-            <m:r>
-              <m:t>i</m:t>
-            </m:r>
-          </m:sub>
-        </m:sSub>
-      </m:oMath>
-      <w:r>
-        <w:t xml:space="preserve">”</w:t>
-      </w:r>
-      <w:r>
-        <w:t xml:space="preserve">.</w:t>
-      </w:r>
-    </w:p>
-    <w:bookmarkStart w:id="23" w:name="exm-function-evaluated-at"/>
+        <w:t xml:space="preserve">Give each intermediate result a text color,</w:t>
+      </w:r>
+      <w:r>
+        <w:t xml:space="preserve"> </w:t>
+      </w:r>
+      <w:r>
+        <w:t xml:space="preserve">and use the same color wherever that result appears:</w:t>
+      </w:r>
+    </w:p>
+    <w:p>
+      <w:pPr>
+        <w:pStyle w:val="Compact"/>
+        <w:numPr>
+          <w:ilvl w:val="0"/>
+          <w:numId w:val="1004"/>
+        </w:numPr>
+      </w:pPr>
+      <w:r>
+        <w:t xml:space="preserve">in the line where a later step needs it, as a placeholder;</w:t>
+      </w:r>
+    </w:p>
+    <w:p>
+      <w:pPr>
+        <w:pStyle w:val="Compact"/>
+        <w:numPr>
+          <w:ilvl w:val="0"/>
+          <w:numId w:val="1004"/>
+        </w:numPr>
+      </w:pPr>
+      <w:r>
+        <w:t xml:space="preserve">in the line of its own derivation where it is found;</w:t>
+      </w:r>
+    </w:p>
+    <w:p>
+      <w:pPr>
+        <w:pStyle w:val="Compact"/>
+        <w:numPr>
+          <w:ilvl w:val="0"/>
+          <w:numId w:val="1004"/>
+        </w:numPr>
+      </w:pPr>
+      <w:r>
+        <w:t xml:space="preserve">in each line where it is substituted back in.</w:t>
+      </w:r>
+    </w:p>
+    <w:p>
+      <w:pPr>
+        <w:pStyle w:val="FirstParagraph"/>
+      </w:pPr>
+      <w:r>
+        <w:t xml:space="preserve">State the color key in words at the start of the derivation,</w:t>
+      </w:r>
+      <w:r>
+        <w:t xml:space="preserve"> </w:t>
+      </w:r>
+      <w:r>
+        <w:t xml:space="preserve">so the derivation is still readable without color,</w:t>
+      </w:r>
+      <w:r>
+        <w:t xml:space="preserve"> </w:t>
+      </w:r>
+      <w:r>
+        <w:t xml:space="preserve">for example in grayscale print or for readers who do not see color differences.</w:t>
+      </w:r>
+      <w:r>
+        <w:t xml:space="preserve"> </w:t>
+      </w:r>
+      <w:r>
+        <w:t xml:space="preserve">Use</w:t>
+      </w:r>
+      <w:r>
+        <w:t xml:space="preserve"> </w:t>
+      </w:r>
+      <w:r>
+        <w:rPr>
+          <w:rStyle w:val="VerbatimChar"/>
+        </w:rPr>
+        <w:t xml:space="preserve">\textcolor{name}{...}</w:t>
+      </w:r>
+      <w:r>
+        <w:t xml:space="preserve">, which renders in HTML (MathJax) and in PDF.</w:t>
+      </w:r>
+    </w:p>
+    <w:bookmarkStart w:id="22" w:name="exm-color-plug-in"/>
     <w:p>
       <w:pPr>
         <w:pStyle w:val="BodyText"/>
@@ -4937,7 +4726,595 @@
           <w:b/>
           <w:bCs/>
         </w:rPr>
-        <w:t xml:space="preserve">Example 5 (Saying where a function is evaluated)</w:t>
+        <w:t xml:space="preserve">Example 5 (Coloring the two factors of a chain rule)</w:t>
+      </w:r>
+      <w:r>
+        <w:t xml:space="preserve"> </w:t>
+      </w:r>
+      <w:r>
+        <w:t xml:space="preserve">Writing the mean squared error as</w:t>
+      </w:r>
+      <w:r>
+        <w:t xml:space="preserve"> </w:t>
+      </w:r>
+      <m:oMath>
+        <m:f>
+          <m:fPr>
+            <m:type m:val="bar"/>
+          </m:fPr>
+          <m:num>
+            <m:r>
+              <m:t>1</m:t>
+            </m:r>
+          </m:num>
+          <m:den>
+            <m:r>
+              <m:t>n</m:t>
+            </m:r>
+          </m:den>
+        </m:f>
+        <m:acc>
+          <m:accPr>
+            <m:chr m:val="̃"/>
+          </m:accPr>
+          <m:e>
+            <m:r>
+              <m:t>e</m:t>
+            </m:r>
+          </m:e>
+        </m:acc>
+        <m:r>
+          <m:rPr>
+            <m:sty m:val="p"/>
+          </m:rPr>
+          <m:t>⋅</m:t>
+        </m:r>
+        <m:acc>
+          <m:accPr>
+            <m:chr m:val="̃"/>
+          </m:accPr>
+          <m:e>
+            <m:r>
+              <m:t>e</m:t>
+            </m:r>
+          </m:e>
+        </m:acc>
+      </m:oMath>
+      <w:r>
+        <w:t xml:space="preserve">,</w:t>
+      </w:r>
+      <w:r>
+        <w:t xml:space="preserve"> </w:t>
+      </w:r>
+      <w:r>
+        <w:t xml:space="preserve">with</w:t>
+      </w:r>
+      <w:r>
+        <w:t xml:space="preserve"> </w:t>
+      </w:r>
+      <m:oMath>
+        <m:acc>
+          <m:accPr>
+            <m:chr m:val="̃"/>
+          </m:accPr>
+          <m:e>
+            <m:r>
+              <m:t>e</m:t>
+            </m:r>
+          </m:e>
+        </m:acc>
+        <m:r>
+          <m:rPr>
+            <m:sty m:val="p"/>
+          </m:rPr>
+          <m:t>=</m:t>
+        </m:r>
+        <m:r>
+          <m:rPr>
+            <m:sty m:val="p"/>
+          </m:rPr>
+          <m:t>Φ</m:t>
+        </m:r>
+        <m:acc>
+          <m:accPr>
+            <m:chr m:val="̃"/>
+          </m:accPr>
+          <m:e>
+            <m:r>
+              <m:t>β</m:t>
+            </m:r>
+          </m:e>
+        </m:acc>
+        <m:r>
+          <m:rPr>
+            <m:sty m:val="p"/>
+          </m:rPr>
+          <m:t>−</m:t>
+        </m:r>
+        <m:acc>
+          <m:accPr>
+            <m:chr m:val="̃"/>
+          </m:accPr>
+          <m:e>
+            <m:r>
+              <m:t>y</m:t>
+            </m:r>
+          </m:e>
+        </m:acc>
+      </m:oMath>
+      <w:r>
+        <w:t xml:space="preserve">,</w:t>
+      </w:r>
+      <w:r>
+        <w:t xml:space="preserve"> </w:t>
+      </w:r>
+      <w:r>
+        <w:t xml:space="preserve">the chain rule gives</w:t>
+      </w:r>
+    </w:p>
+    <w:p>
+      <w:pPr>
+        <w:pStyle w:val="BodyText"/>
+      </w:pPr>
+      <w:r>
+        <w:t xml:space="preserve">$$
+    \frac{\partial}{\partial \tilde{\beta}} \text{MSE}(\tilde{\beta})
+    = \textcolor{blue}{\left(\frac{\partial}{\partial \tilde{\beta}} \tilde{e}\right)}
+      \textcolor{red}{\left(\frac{\partial}{\partial \tilde{e}} \frac{1}{n} \tilde{e} \cdot \tilde{e}\right)}.
+    $$</w:t>
+      </w:r>
+    </w:p>
+    <w:p>
+      <w:pPr>
+        <w:pStyle w:val="FirstParagraph"/>
+      </w:pPr>
+      <w:r>
+        <w:t xml:space="preserve">Separate blocks then find</w:t>
+      </w:r>
+      <w:r>
+        <w:t xml:space="preserve"> </w:t>
+      </w:r>
+      <w:r>
+        <w:t xml:space="preserve">$\textcolor{blue}{\frac{\partial}{\partial \tilde{\beta}} \tilde{e}} = \textcolor{blue}{\Phi^\top}$</w:t>
+      </w:r>
+      <w:r>
+        <w:t xml:space="preserve"> </w:t>
+      </w:r>
+      <w:r>
+        <w:t xml:space="preserve">and</w:t>
+      </w:r>
+      <w:r>
+        <w:t xml:space="preserve"> </w:t>
+      </w:r>
+      <w:r>
+        <w:t xml:space="preserve">$\textcolor{red}{\frac{\partial}{\partial \tilde{e}} \frac{1}{n} \tilde{e} \cdot \tilde{e}} = \textcolor{red}{\frac{2}{n} \tilde{e}}$</w:t>
+      </w:r>
+      <w:r>
+        <w:t xml:space="preserve">,</w:t>
+      </w:r>
+      <w:r>
+        <w:t xml:space="preserve"> </w:t>
+      </w:r>
+      <w:r>
+        <w:t xml:space="preserve">and the main derivation resumes with</w:t>
+      </w:r>
+      <w:r>
+        <w:t xml:space="preserve"> </w:t>
+      </w:r>
+      <w:r>
+        <w:t xml:space="preserve">$\textcolor{blue}{\Phi^\top} \textcolor{red}{\left(\frac{2}{n} \tilde{e}\right)}$</w:t>
+      </w:r>
+      <w:r>
+        <w:t xml:space="preserve">.</w:t>
+      </w:r>
+      <w:r>
+        <w:t xml:space="preserve"> </w:t>
+      </w:r>
+      <w:r>
+        <w:t xml:space="preserve">The colors show at a glance which block each factor came from.</w:t>
+      </w:r>
+    </w:p>
+    <w:bookmarkEnd w:id="22"/>
+    <w:bookmarkEnd w:id="23"/>
+    <w:bookmarkEnd w:id="24"/>
+    <w:bookmarkEnd w:id="25"/>
+    <w:bookmarkStart w:id="27" w:name="functions-and-their-values"/>
+    <w:p>
+      <w:pPr>
+        <w:pStyle w:val="Heading2"/>
+      </w:pPr>
+      <w:r>
+        <w:t xml:space="preserve">3 Functions and their values</w:t>
+      </w:r>
+    </w:p>
+    <w:p>
+      <w:pPr>
+        <w:pStyle w:val="FirstParagraph"/>
+      </w:pPr>
+      <w:r>
+        <w:t xml:space="preserve">A function and its value at a point are different objects.</w:t>
+      </w:r>
+      <w:r>
+        <w:t xml:space="preserve"> </w:t>
+      </w:r>
+      <w:r>
+        <w:t xml:space="preserve">In</w:t>
+      </w:r>
+      <w:r>
+        <w:t xml:space="preserve"> </w:t>
+      </w:r>
+      <m:oMath>
+        <m:sSub>
+          <m:e>
+            <m:r>
+              <m:t>μ</m:t>
+            </m:r>
+          </m:e>
+          <m:sub>
+            <m:r>
+              <m:t>i</m:t>
+            </m:r>
+          </m:sub>
+        </m:sSub>
+        <m:r>
+          <m:rPr>
+            <m:sty m:val="p"/>
+          </m:rPr>
+          <m:t>=</m:t>
+        </m:r>
+        <m:r>
+          <m:t>μ</m:t>
+        </m:r>
+        <m:r>
+          <m:rPr>
+            <m:sty m:val="p"/>
+          </m:rPr>
+          <m:t>(</m:t>
+        </m:r>
+        <m:sSub>
+          <m:e>
+            <m:r>
+              <m:t>x</m:t>
+            </m:r>
+          </m:e>
+          <m:sub>
+            <m:r>
+              <m:t>i</m:t>
+            </m:r>
+          </m:sub>
+        </m:sSub>
+        <m:r>
+          <m:rPr>
+            <m:sty m:val="p"/>
+          </m:rPr>
+          <m:t>)</m:t>
+        </m:r>
+      </m:oMath>
+      <w:r>
+        <w:t xml:space="preserve">,</w:t>
+      </w:r>
+      <w:r>
+        <w:t xml:space="preserve"> </w:t>
+      </w:r>
+      <m:oMath>
+        <m:r>
+          <m:t>μ</m:t>
+        </m:r>
+      </m:oMath>
+      <w:r>
+        <w:t xml:space="preserve"> </w:t>
+      </w:r>
+      <w:r>
+        <w:t xml:space="preserve">is a function,</w:t>
+      </w:r>
+      <w:r>
+        <w:t xml:space="preserve"> </w:t>
+      </w:r>
+      <w:r>
+        <w:t xml:space="preserve">and</w:t>
+      </w:r>
+      <w:r>
+        <w:t xml:space="preserve"> </w:t>
+      </w:r>
+      <m:oMath>
+        <m:r>
+          <m:t>μ</m:t>
+        </m:r>
+        <m:r>
+          <m:rPr>
+            <m:sty m:val="p"/>
+          </m:rPr>
+          <m:t>(</m:t>
+        </m:r>
+        <m:sSub>
+          <m:e>
+            <m:r>
+              <m:t>x</m:t>
+            </m:r>
+          </m:e>
+          <m:sub>
+            <m:r>
+              <m:t>i</m:t>
+            </m:r>
+          </m:sub>
+        </m:sSub>
+        <m:r>
+          <m:rPr>
+            <m:sty m:val="p"/>
+          </m:rPr>
+          <m:t>)</m:t>
+        </m:r>
+      </m:oMath>
+      <w:r>
+        <w:t xml:space="preserve"> </w:t>
+      </w:r>
+      <w:r>
+        <w:t xml:space="preserve">is a number:</w:t>
+      </w:r>
+      <w:r>
+        <w:t xml:space="preserve"> </w:t>
+      </w:r>
+      <w:r>
+        <w:t xml:space="preserve">the value of</w:t>
+      </w:r>
+      <w:r>
+        <w:t xml:space="preserve"> </w:t>
+      </w:r>
+      <m:oMath>
+        <m:r>
+          <m:t>μ</m:t>
+        </m:r>
+      </m:oMath>
+      <w:r>
+        <w:t xml:space="preserve"> </w:t>
+      </w:r>
+      <w:r>
+        <w:t xml:space="preserve">at</w:t>
+      </w:r>
+      <w:r>
+        <w:t xml:space="preserve"> </w:t>
+      </w:r>
+      <m:oMath>
+        <m:sSub>
+          <m:e>
+            <m:r>
+              <m:t>x</m:t>
+            </m:r>
+          </m:e>
+          <m:sub>
+            <m:r>
+              <m:t>i</m:t>
+            </m:r>
+          </m:sub>
+        </m:sSub>
+      </m:oMath>
+      <w:r>
+        <w:t xml:space="preserve">.</w:t>
+      </w:r>
+      <w:r>
+        <w:t xml:space="preserve"> </w:t>
+      </w:r>
+      <w:r>
+        <w:t xml:space="preserve">Written with its placeholder argument,</w:t>
+      </w:r>
+      <w:r>
+        <w:t xml:space="preserve"> </w:t>
+      </w:r>
+      <m:oMath>
+        <m:r>
+          <m:t>μ</m:t>
+        </m:r>
+        <m:r>
+          <m:rPr>
+            <m:sty m:val="p"/>
+          </m:rPr>
+          <m:t>(</m:t>
+        </m:r>
+        <m:r>
+          <m:t>x</m:t>
+        </m:r>
+        <m:r>
+          <m:rPr>
+            <m:sty m:val="p"/>
+          </m:rPr>
+          <m:t>)</m:t>
+        </m:r>
+      </m:oMath>
+      <w:r>
+        <w:t xml:space="preserve"> </w:t>
+      </w:r>
+      <w:r>
+        <w:t xml:space="preserve">already denotes a value,</w:t>
+      </w:r>
+      <w:r>
+        <w:t xml:space="preserve"> </w:t>
+      </w:r>
+      <w:r>
+        <w:t xml:space="preserve">so</w:t>
+      </w:r>
+      <w:r>
+        <w:t xml:space="preserve"> </w:t>
+      </w:r>
+      <w:r>
+        <w:t xml:space="preserve">“the value of</w:t>
+      </w:r>
+      <w:r>
+        <w:t xml:space="preserve"> </w:t>
+      </w:r>
+      <m:oMath>
+        <m:r>
+          <m:t>μ</m:t>
+        </m:r>
+        <m:r>
+          <m:rPr>
+            <m:sty m:val="p"/>
+          </m:rPr>
+          <m:t>(</m:t>
+        </m:r>
+        <m:r>
+          <m:t>x</m:t>
+        </m:r>
+        <m:r>
+          <m:rPr>
+            <m:sty m:val="p"/>
+          </m:rPr>
+          <m:t>)</m:t>
+        </m:r>
+      </m:oMath>
+      <w:r>
+        <w:t xml:space="preserve"> </w:t>
+      </w:r>
+      <w:r>
+        <w:t xml:space="preserve">at</w:t>
+      </w:r>
+      <w:r>
+        <w:t xml:space="preserve"> </w:t>
+      </w:r>
+      <m:oMath>
+        <m:sSub>
+          <m:e>
+            <m:r>
+              <m:t>x</m:t>
+            </m:r>
+          </m:e>
+          <m:sub>
+            <m:r>
+              <m:t>i</m:t>
+            </m:r>
+          </m:sub>
+        </m:sSub>
+      </m:oMath>
+      <w:r>
+        <w:t xml:space="preserve">”</w:t>
+      </w:r>
+      <w:r>
+        <w:t xml:space="preserve"> </w:t>
+      </w:r>
+      <w:r>
+        <w:t xml:space="preserve">reads as a value of a value.</w:t>
+      </w:r>
+      <w:r>
+        <w:t xml:space="preserve"> </w:t>
+      </w:r>
+      <w:r>
+        <w:t xml:space="preserve">Either drop the placeholder and write</w:t>
+      </w:r>
+      <w:r>
+        <w:t xml:space="preserve"> </w:t>
+      </w:r>
+      <w:r>
+        <w:t xml:space="preserve">“the value of</w:t>
+      </w:r>
+      <w:r>
+        <w:t xml:space="preserve"> </w:t>
+      </w:r>
+      <m:oMath>
+        <m:r>
+          <m:t>μ</m:t>
+        </m:r>
+      </m:oMath>
+      <w:r>
+        <w:t xml:space="preserve"> </w:t>
+      </w:r>
+      <w:r>
+        <w:t xml:space="preserve">at</w:t>
+      </w:r>
+      <w:r>
+        <w:t xml:space="preserve"> </w:t>
+      </w:r>
+      <m:oMath>
+        <m:sSub>
+          <m:e>
+            <m:r>
+              <m:t>x</m:t>
+            </m:r>
+          </m:e>
+          <m:sub>
+            <m:r>
+              <m:t>i</m:t>
+            </m:r>
+          </m:sub>
+        </m:sSub>
+      </m:oMath>
+      <w:r>
+        <w:t xml:space="preserve">”</w:t>
+      </w:r>
+      <w:r>
+        <w:t xml:space="preserve">,</w:t>
+      </w:r>
+      <w:r>
+        <w:t xml:space="preserve"> </w:t>
+      </w:r>
+      <w:r>
+        <w:t xml:space="preserve">or keep the placeholder and name the substitution:</w:t>
+      </w:r>
+      <w:r>
+        <w:t xml:space="preserve"> </w:t>
+      </w:r>
+      <w:r>
+        <w:t xml:space="preserve">“</w:t>
+      </w:r>
+      <m:oMath>
+        <m:r>
+          <m:t>μ</m:t>
+        </m:r>
+        <m:r>
+          <m:rPr>
+            <m:sty m:val="p"/>
+          </m:rPr>
+          <m:t>(</m:t>
+        </m:r>
+        <m:r>
+          <m:t>x</m:t>
+        </m:r>
+        <m:r>
+          <m:rPr>
+            <m:sty m:val="p"/>
+          </m:rPr>
+          <m:t>)</m:t>
+        </m:r>
+      </m:oMath>
+      <w:r>
+        <w:t xml:space="preserve"> </w:t>
+      </w:r>
+      <w:r>
+        <w:t xml:space="preserve">evaluated at</w:t>
+      </w:r>
+      <w:r>
+        <w:t xml:space="preserve"> </w:t>
+      </w:r>
+      <m:oMath>
+        <m:sSub>
+          <m:e>
+            <m:r>
+              <m:t>x</m:t>
+            </m:r>
+          </m:e>
+          <m:sub>
+            <m:r>
+              <m:t>i</m:t>
+            </m:r>
+          </m:sub>
+        </m:sSub>
+      </m:oMath>
+      <w:r>
+        <w:t xml:space="preserve">”</w:t>
+      </w:r>
+      <w:r>
+        <w:t xml:space="preserve">.</w:t>
+      </w:r>
+    </w:p>
+    <w:bookmarkStart w:id="26" w:name="exm-function-evaluated-at"/>
+    <w:p>
+      <w:pPr>
+        <w:pStyle w:val="BodyText"/>
+      </w:pPr>
+      <w:r>
+        <w:rPr>
+          <w:b/>
+          <w:bCs/>
+        </w:rPr>
+        <w:t xml:space="preserve">Example 6 (Saying where a function is evaluated)</w:t>
       </w:r>
       <w:r>
         <w:t xml:space="preserve"> </w:t>
@@ -5382,7 +5759,7 @@
         <w:t xml:space="preserve">the nearest candidate is the mean function, not the outcome.</w:t>
       </w:r>
     </w:p>
-    <w:bookmarkEnd w:id="23"/>
+    <w:bookmarkEnd w:id="26"/>
     <w:p>
       <w:pPr>
         <w:pStyle w:val="BodyText"/>
@@ -5396,7 +5773,7 @@
         <w:pStyle w:val="Compact"/>
         <w:numPr>
           <w:ilvl w:val="0"/>
-          <w:numId w:val="1003"/>
+          <w:numId w:val="1005"/>
         </w:numPr>
       </w:pPr>
       <w:r>
@@ -5428,7 +5805,7 @@
         <w:pStyle w:val="Compact"/>
         <w:numPr>
           <w:ilvl w:val="0"/>
-          <w:numId w:val="1003"/>
+          <w:numId w:val="1005"/>
         </w:numPr>
       </w:pPr>
       <w:r>
@@ -5615,7 +5992,7 @@
         <w:pStyle w:val="Compact"/>
         <w:numPr>
           <w:ilvl w:val="0"/>
-          <w:numId w:val="1003"/>
+          <w:numId w:val="1005"/>
         </w:numPr>
       </w:pPr>
       <w:r>
@@ -5700,8 +6077,8 @@
         <w:t xml:space="preserve">, for a value.</w:t>
       </w:r>
     </w:p>
-    <w:bookmarkEnd w:id="24"/>
-    <w:bookmarkStart w:id="27" w:name="matching-names-and-notation"/>
+    <w:bookmarkEnd w:id="27"/>
+    <w:bookmarkStart w:id="30" w:name="matching-names-and-notation"/>
     <w:p>
       <w:pPr>
         <w:pStyle w:val="Heading2"/>
@@ -5812,7 +6189,7 @@
       <w:r>
         <w:t xml:space="preserve"> </w:t>
       </w:r>
-      <w:hyperlink r:id="rId25">
+      <w:hyperlink r:id="rId28">
         <w:r>
           <w:rPr>
             <w:rStyle w:val="Hyperlink"/>
@@ -5824,7 +6201,7 @@
         <w:t xml:space="preserve">).</w:t>
       </w:r>
     </w:p>
-    <w:bookmarkStart w:id="26" w:name="exm-name-matches-notation"/>
+    <w:bookmarkStart w:id="29" w:name="exm-name-matches-notation"/>
     <w:p>
       <w:pPr>
         <w:pStyle w:val="BodyText"/>
@@ -5834,7 +6211,7 @@
           <w:b/>
           <w:bCs/>
         </w:rPr>
-        <w:t xml:space="preserve">Example 6 (Matching a name to its notation)</w:t>
+        <w:t xml:space="preserve">Example 7 (Matching a name to its notation)</w:t>
       </w:r>
       <w:r>
         <w:t xml:space="preserve"> </w:t>
@@ -6317,7 +6694,7 @@
         <w:t xml:space="preserve">.</w:t>
       </w:r>
     </w:p>
-    <w:bookmarkEnd w:id="26"/>
+    <w:bookmarkEnd w:id="29"/>
     <w:p>
       <w:pPr>
         <w:pStyle w:val="BodyText"/>
@@ -6338,8 +6715,8 @@
         <w:t xml:space="preserve">and make them agree.</w:t>
       </w:r>
     </w:p>
-    <w:bookmarkEnd w:id="27"/>
-    <w:bookmarkStart w:id="33" w:name="using-shared-macros"/>
+    <w:bookmarkEnd w:id="30"/>
+    <w:bookmarkStart w:id="36" w:name="using-shared-macros"/>
     <w:p>
       <w:pPr>
         <w:pStyle w:val="Heading2"/>
@@ -6412,7 +6789,7 @@
         <w:t xml:space="preserve">so the next document finds it.</w:t>
       </w:r>
     </w:p>
-    <w:bookmarkStart w:id="28" w:name="exm-use-shared-macro"/>
+    <w:bookmarkStart w:id="31" w:name="exm-use-shared-macro"/>
     <w:p>
       <w:pPr>
         <w:pStyle w:val="BodyText"/>
@@ -6422,7 +6799,7 @@
           <w:b/>
           <w:bCs/>
         </w:rPr>
-        <w:t xml:space="preserve">Example 7 (Using a shared macro)</w:t>
+        <w:t xml:space="preserve">Example 8 (Using a shared macro)</w:t>
       </w:r>
       <w:r>
         <w:t xml:space="preserve"> </w:t>
@@ -6497,7 +6874,7 @@
         <w:t xml:space="preserve">every document that uses the macro changes with it.</w:t>
       </w:r>
     </w:p>
-    <w:bookmarkEnd w:id="28"/>
+    <w:bookmarkEnd w:id="31"/>
     <w:p>
       <w:pPr>
         <w:pStyle w:val="BodyText"/>
@@ -6511,7 +6888,7 @@
         <w:pStyle w:val="Compact"/>
         <w:numPr>
           <w:ilvl w:val="0"/>
-          <w:numId w:val="1004"/>
+          <w:numId w:val="1006"/>
         </w:numPr>
       </w:pPr>
       <w:r>
@@ -6523,7 +6900,7 @@
         <w:pStyle w:val="Compact"/>
         <w:numPr>
           <w:ilvl w:val="0"/>
-          <w:numId w:val="1004"/>
+          <w:numId w:val="1006"/>
         </w:numPr>
       </w:pPr>
       <w:r>
@@ -6535,7 +6912,7 @@
         <w:pStyle w:val="Compact"/>
         <w:numPr>
           <w:ilvl w:val="0"/>
-          <w:numId w:val="1004"/>
+          <w:numId w:val="1006"/>
         </w:numPr>
       </w:pPr>
       <w:r>
@@ -6547,7 +6924,7 @@
         <w:pStyle w:val="Compact"/>
         <w:numPr>
           <w:ilvl w:val="0"/>
-          <w:numId w:val="1004"/>
+          <w:numId w:val="1006"/>
         </w:numPr>
       </w:pPr>
       <w:r>
@@ -6559,7 +6936,7 @@
         <w:pStyle w:val="Compact"/>
         <w:numPr>
           <w:ilvl w:val="0"/>
-          <w:numId w:val="1004"/>
+          <w:numId w:val="1006"/>
         </w:numPr>
       </w:pPr>
       <w:r>
@@ -6571,7 +6948,7 @@
         <w:pStyle w:val="Compact"/>
         <w:numPr>
           <w:ilvl w:val="0"/>
-          <w:numId w:val="1004"/>
+          <w:numId w:val="1006"/>
         </w:numPr>
       </w:pPr>
       <w:r>
@@ -6687,7 +7064,7 @@
         <w:t xml:space="preserve">.</w:t>
       </w:r>
     </w:p>
-    <w:bookmarkStart w:id="29" w:name="exm-semantic-macro-name"/>
+    <w:bookmarkStart w:id="32" w:name="exm-semantic-macro-name"/>
     <w:p>
       <w:pPr>
         <w:pStyle w:val="BodyText"/>
@@ -6697,7 +7074,7 @@
           <w:b/>
           <w:bCs/>
         </w:rPr>
-        <w:t xml:space="preserve">Example 8 (Naming a macro for its meaning)</w:t>
+        <w:t xml:space="preserve">Example 9 (Naming a macro for its meaning)</w:t>
       </w:r>
       <w:r>
         <w:t xml:space="preserve"> </w:t>
@@ -6766,7 +7143,7 @@
         <w:t xml:space="preserve">changes one line in the shared file.</w:t>
       </w:r>
     </w:p>
-    <w:bookmarkEnd w:id="29"/>
+    <w:bookmarkEnd w:id="32"/>
     <w:p>
       <w:pPr>
         <w:pStyle w:val="BodyText"/>
@@ -6888,7 +7265,7 @@
         <w:t xml:space="preserve">existing hats are converted in separate sweeps.</w:t>
       </w:r>
     </w:p>
-    <w:bookmarkStart w:id="30" w:name="exm-semantic-decorator"/>
+    <w:bookmarkStart w:id="33" w:name="exm-semantic-decorator"/>
     <w:p>
       <w:pPr>
         <w:pStyle w:val="BodyText"/>
@@ -6898,7 +7275,7 @@
           <w:b/>
           <w:bCs/>
         </w:rPr>
-        <w:t xml:space="preserve">Example 9 (Naming a decorator for its meaning)</w:t>
+        <w:t xml:space="preserve">Example 10 (Naming a decorator for its meaning)</w:t>
       </w:r>
       <w:r>
         <w:t xml:space="preserve"> </w:t>
@@ -6976,7 +7353,7 @@
         <w:t xml:space="preserve">changes.</w:t>
       </w:r>
     </w:p>
-    <w:bookmarkEnd w:id="30"/>
+    <w:bookmarkEnd w:id="33"/>
     <w:p>
       <w:pPr>
         <w:pStyle w:val="BodyText"/>
@@ -6996,7 +7373,7 @@
         <w:pStyle w:val="Compact"/>
         <w:numPr>
           <w:ilvl w:val="0"/>
-          <w:numId w:val="1005"/>
+          <w:numId w:val="1007"/>
         </w:numPr>
       </w:pPr>
       <w:r>
@@ -7029,7 +7406,7 @@
         <w:pStyle w:val="Compact"/>
         <w:numPr>
           <w:ilvl w:val="0"/>
-          <w:numId w:val="1005"/>
+          <w:numId w:val="1007"/>
         </w:numPr>
       </w:pPr>
       <w:r>
@@ -7050,7 +7427,7 @@
         <w:pStyle w:val="Compact"/>
         <w:numPr>
           <w:ilvl w:val="0"/>
-          <w:numId w:val="1005"/>
+          <w:numId w:val="1007"/>
         </w:numPr>
       </w:pPr>
       <w:r>
@@ -7083,7 +7460,7 @@
         <w:pStyle w:val="Compact"/>
         <w:numPr>
           <w:ilvl w:val="0"/>
-          <w:numId w:val="1005"/>
+          <w:numId w:val="1007"/>
         </w:numPr>
       </w:pPr>
       <w:r>
@@ -7104,7 +7481,7 @@
         <w:pStyle w:val="Compact"/>
         <w:numPr>
           <w:ilvl w:val="0"/>
-          <w:numId w:val="1005"/>
+          <w:numId w:val="1007"/>
         </w:numPr>
       </w:pPr>
       <w:r>
@@ -7283,7 +7660,7 @@
         <w:t xml:space="preserve">.</w:t>
       </w:r>
     </w:p>
-    <w:bookmarkStart w:id="31" w:name="exm-semantic-latin-letter"/>
+    <w:bookmarkStart w:id="34" w:name="exm-semantic-latin-letter"/>
     <w:p>
       <w:pPr>
         <w:pStyle w:val="BodyText"/>
@@ -7293,7 +7670,7 @@
           <w:b/>
           <w:bCs/>
         </w:rPr>
-        <w:t xml:space="preserve">Example 10 (Naming a variable for its role)</w:t>
+        <w:t xml:space="preserve">Example 11 (Naming a variable for its role)</w:t>
       </w:r>
       <w:r>
         <w:t xml:space="preserve"> </w:t>
@@ -7373,7 +7750,7 @@
         <w:t xml:space="preserve">which letter is the outcome and which is the residual.</w:t>
       </w:r>
     </w:p>
-    <w:bookmarkEnd w:id="31"/>
+    <w:bookmarkEnd w:id="34"/>
     <w:p>
       <w:pPr>
         <w:pStyle w:val="BodyText"/>
@@ -7400,7 +7777,7 @@
         <w:t xml:space="preserve">and a reader sees which quantity it is about.</w:t>
       </w:r>
     </w:p>
-    <w:bookmarkStart w:id="32" w:name="exm-named-quantity"/>
+    <w:bookmarkStart w:id="35" w:name="exm-named-quantity"/>
     <w:p>
       <w:pPr>
         <w:pStyle w:val="BodyText"/>
@@ -7410,7 +7787,7 @@
           <w:b/>
           <w:bCs/>
         </w:rPr>
-        <w:t xml:space="preserve">Example 11 (Writing a named quantity by its name)</w:t>
+        <w:t xml:space="preserve">Example 12 (Writing a named quantity by its name)</w:t>
       </w:r>
       <w:r>
         <w:t xml:space="preserve"> </w:t>
@@ -7512,9 +7889,9 @@
         <w:t xml:space="preserve">and it names the quantity the gradient depends on.</w:t>
       </w:r>
     </w:p>
-    <w:bookmarkEnd w:id="32"/>
-    <w:bookmarkEnd w:id="33"/>
-    <w:bookmarkStart w:id="35" w:name="writing-dot-products"/>
+    <w:bookmarkEnd w:id="35"/>
+    <w:bookmarkEnd w:id="36"/>
+    <w:bookmarkStart w:id="38" w:name="writing-dot-products"/>
     <w:p>
       <w:pPr>
         <w:pStyle w:val="Heading2"/>
@@ -7687,7 +8064,7 @@
         <w:t xml:space="preserve">and to work out that the result is a single number.</w:t>
       </w:r>
     </w:p>
-    <w:bookmarkStart w:id="34" w:name="exm-dot-product"/>
+    <w:bookmarkStart w:id="37" w:name="exm-dot-product"/>
     <w:p>
       <w:pPr>
         <w:pStyle w:val="BodyText"/>
@@ -7697,7 +8074,7 @@
           <w:b/>
           <w:bCs/>
         </w:rPr>
-        <w:t xml:space="preserve">Example 12 (Writing a dot product)</w:t>
+        <w:t xml:space="preserve">Example 13 (Writing a dot product)</w:t>
       </w:r>
       <w:r>
         <w:t xml:space="preserve"> </w:t>
@@ -7916,7 +8293,7 @@
         <w:t xml:space="preserve">.</w:t>
       </w:r>
     </w:p>
-    <w:bookmarkEnd w:id="34"/>
+    <w:bookmarkEnd w:id="37"/>
     <w:p>
       <w:pPr>
         <w:pStyle w:val="BodyText"/>
@@ -7930,7 +8307,7 @@
         <w:pStyle w:val="Compact"/>
         <w:numPr>
           <w:ilvl w:val="0"/>
-          <w:numId w:val="1006"/>
+          <w:numId w:val="1008"/>
         </w:numPr>
       </w:pPr>
       <w:r>
@@ -7965,7 +8342,7 @@
         <w:pStyle w:val="Compact"/>
         <w:numPr>
           <w:ilvl w:val="0"/>
-          <w:numId w:val="1006"/>
+          <w:numId w:val="1008"/>
         </w:numPr>
       </w:pPr>
       <w:r>
@@ -8014,7 +8391,7 @@
         <w:pStyle w:val="Compact"/>
         <w:numPr>
           <w:ilvl w:val="0"/>
-          <w:numId w:val="1006"/>
+          <w:numId w:val="1008"/>
         </w:numPr>
       </w:pPr>
       <w:r>
@@ -8075,8 +8452,8 @@
         <w:t xml:space="preserve">such as a definition of an inner product space.</w:t>
       </w:r>
     </w:p>
-    <w:bookmarkEnd w:id="35"/>
-    <w:bookmarkStart w:id="38" w:name="writing-out-notational-shorthands"/>
+    <w:bookmarkEnd w:id="38"/>
+    <w:bookmarkStart w:id="41" w:name="writing-out-notational-shorthands"/>
     <w:p>
       <w:pPr>
         <w:pStyle w:val="Heading2"/>
@@ -8515,7 +8892,7 @@
       <w:r>
         <w:t xml:space="preserve"> </w:t>
       </w:r>
-      <w:hyperlink r:id="rId36">
+      <w:hyperlink r:id="rId39">
         <w:r>
           <w:rPr>
             <w:rStyle w:val="Hyperlink"/>
@@ -8556,7 +8933,7 @@
         <w:t xml:space="preserve">catalogs common shorthands and their full forms.</w:t>
       </w:r>
     </w:p>
-    <w:bookmarkStart w:id="37" w:name="exm-notational-shorthand"/>
+    <w:bookmarkStart w:id="40" w:name="exm-notational-shorthand"/>
     <w:p>
       <w:pPr>
         <w:pStyle w:val="BodyText"/>
@@ -8566,7 +8943,7 @@
           <w:b/>
           <w:bCs/>
         </w:rPr>
-        <w:t xml:space="preserve">Example 13 (Writing out the limits of a sum and the range of an index)</w:t>
+        <w:t xml:space="preserve">Example 14 (Writing out the limits of a sum and the range of an index)</w:t>
       </w:r>
       <w:r>
         <w:t xml:space="preserve"> </w:t>
@@ -9123,8 +9500,8 @@
         <w:t xml:space="preserve">observations.</w:t>
       </w:r>
     </w:p>
-    <w:bookmarkEnd w:id="37"/>
-    <w:bookmarkEnd w:id="38"/>
+    <w:bookmarkEnd w:id="40"/>
+    <w:bookmarkEnd w:id="41"/>
     <w:sectPr>
       <w:footnotePr>
         <w:numRestart w:val="eachSect"/>
@@ -9338,6 +9715,91 @@
       </w:rPr>
     </w:lvl>
   </w:abstractNum>
+  <w:abstractNum w:abstractNumId="99411">
+    <w:nsid w:val="00A99411"/>
+    <w:multiLevelType w:val="multilevel"/>
+    <w:lvl w:ilvl="0">
+      <w:start w:val="1"/>
+      <w:numFmt w:val="decimal"/>
+      <w:lvlText w:val="%1."/>
+      <w:lvlJc w:val="left"/>
+      <w:pPr>
+        <w:ind w:left="720" w:hanging="360"/>
+      </w:pPr>
+    </w:lvl>
+    <w:lvl w:ilvl="1">
+      <w:start w:val="1"/>
+      <w:numFmt w:val="decimal"/>
+      <w:lvlText w:val="%2."/>
+      <w:lvlJc w:val="left"/>
+      <w:pPr>
+        <w:ind w:left="1440" w:hanging="360"/>
+      </w:pPr>
+    </w:lvl>
+    <w:lvl w:ilvl="2">
+      <w:start w:val="1"/>
+      <w:numFmt w:val="decimal"/>
+      <w:lvlText w:val="%3."/>
+      <w:lvlJc w:val="left"/>
+      <w:pPr>
+        <w:ind w:left="2160" w:hanging="360"/>
+      </w:pPr>
+    </w:lvl>
+    <w:lvl w:ilvl="3">
+      <w:start w:val="1"/>
+      <w:numFmt w:val="decimal"/>
+      <w:lvlText w:val="%4."/>
+      <w:lvlJc w:val="left"/>
+      <w:pPr>
+        <w:ind w:left="2880" w:hanging="360"/>
+      </w:pPr>
+    </w:lvl>
+    <w:lvl w:ilvl="4">
+      <w:start w:val="1"/>
+      <w:numFmt w:val="decimal"/>
+      <w:lvlText w:val="%5."/>
+      <w:lvlJc w:val="left"/>
+      <w:pPr>
+        <w:ind w:left="3600" w:hanging="360"/>
+      </w:pPr>
+    </w:lvl>
+    <w:lvl w:ilvl="5">
+      <w:start w:val="1"/>
+      <w:numFmt w:val="decimal"/>
+      <w:lvlText w:val="%6."/>
+      <w:lvlJc w:val="left"/>
+      <w:pPr>
+        <w:ind w:left="4320" w:hanging="360"/>
+      </w:pPr>
+    </w:lvl>
+    <w:lvl w:ilvl="6">
+      <w:start w:val="1"/>
+      <w:numFmt w:val="decimal"/>
+      <w:lvlText w:val="%7."/>
+      <w:lvlJc w:val="left"/>
+      <w:pPr>
+        <w:ind w:left="5040" w:hanging="360"/>
+      </w:pPr>
+    </w:lvl>
+    <w:lvl w:ilvl="7">
+      <w:start w:val="1"/>
+      <w:numFmt w:val="decimal"/>
+      <w:lvlText w:val="%8."/>
+      <w:lvlJc w:val="left"/>
+      <w:pPr>
+        <w:ind w:left="5760" w:hanging="360"/>
+      </w:pPr>
+    </w:lvl>
+    <w:lvl w:ilvl="8">
+      <w:start w:val="1"/>
+      <w:numFmt w:val="decimal"/>
+      <w:lvlText w:val="%9."/>
+      <w:lvlJc w:val="left"/>
+      <w:pPr>
+        <w:ind w:left="6480" w:hanging="360"/>
+      </w:pPr>
+    </w:lvl>
+  </w:abstractNum>
   <w:num w:numId="1000">
     <w:abstractNumId w:val="990"/>
   </w:num>
@@ -9348,7 +9810,34 @@
     <w:abstractNumId w:val="991"/>
   </w:num>
   <w:num w:numId="1003">
-    <w:abstractNumId w:val="991"/>
+    <w:abstractNumId w:val="99411"/>
+    <w:lvlOverride w:ilvl="0">
+      <w:startOverride w:val="1"/>
+    </w:lvlOverride>
+    <w:lvlOverride w:ilvl="1">
+      <w:startOverride w:val="1"/>
+    </w:lvlOverride>
+    <w:lvlOverride w:ilvl="2">
+      <w:startOverride w:val="1"/>
+    </w:lvlOverride>
+    <w:lvlOverride w:ilvl="3">
+      <w:startOverride w:val="1"/>
+    </w:lvlOverride>
+    <w:lvlOverride w:ilvl="4">
+      <w:startOverride w:val="1"/>
+    </w:lvlOverride>
+    <w:lvlOverride w:ilvl="5">
+      <w:startOverride w:val="1"/>
+    </w:lvlOverride>
+    <w:lvlOverride w:ilvl="6">
+      <w:startOverride w:val="1"/>
+    </w:lvlOverride>
+    <w:lvlOverride w:ilvl="7">
+      <w:startOverride w:val="1"/>
+    </w:lvlOverride>
+    <w:lvlOverride w:ilvl="8">
+      <w:startOverride w:val="1"/>
+    </w:lvlOverride>
   </w:num>
   <w:num w:numId="1004">
     <w:abstractNumId w:val="991"/>
@@ -9357,6 +9846,12 @@
     <w:abstractNumId w:val="991"/>
   </w:num>
   <w:num w:numId="1006">
+    <w:abstractNumId w:val="991"/>
+  </w:num>
+  <w:num w:numId="1007">
+    <w:abstractNumId w:val="991"/>
+  </w:num>
+  <w:num w:numId="1008">
     <w:abstractNumId w:val="991"/>
   </w:num>
 </w:numbering>
